--- a/submission_packages/368/evidence/demo-case-documents/letter_of_credit.docx
+++ b/submission_packages/368/evidence/demo-case-documents/letter_of_credit.docx
@@ -19,7 +19,7 @@
     </w:p>
     <w:p>
       <w:r>
-        <w:t>Issue Date: 26 July 2026</w:t>
+        <w:t>Issue Date: 14 August 2026</w:t>
       </w:r>
     </w:p>
     <w:p>
